--- a/TP-KB-251-Serhhii-Bezzub-lpr.docx
+++ b/TP-KB-251-Serhhii-Bezzub-lpr.docx
@@ -312,6 +312,124 @@
         </w:rPr>
         <w:t>:</w:t>
       </w:r>
+      <w:r>
+        <w:rPr>
+          <w:lang w:val="ru-RU"/>
+        </w:rPr>
+        <w:t xml:space="preserve"> </w:t>
+      </w:r>
+      <w:hyperlink r:id="rId4" w:history="1">
+        <w:r>
+          <w:rPr>
+            <w:rStyle w:val="a4"/>
+          </w:rPr>
+          <w:t>https</w:t>
+        </w:r>
+        <w:r>
+          <w:rPr>
+            <w:rStyle w:val="a4"/>
+            <w:lang w:val="ru-RU"/>
+          </w:rPr>
+          <w:t>://</w:t>
+        </w:r>
+        <w:r>
+          <w:rPr>
+            <w:rStyle w:val="a4"/>
+          </w:rPr>
+          <w:t>github</w:t>
+        </w:r>
+        <w:r>
+          <w:rPr>
+            <w:rStyle w:val="a4"/>
+            <w:lang w:val="ru-RU"/>
+          </w:rPr>
+          <w:t>.</w:t>
+        </w:r>
+        <w:r>
+          <w:rPr>
+            <w:rStyle w:val="a4"/>
+          </w:rPr>
+          <w:t>com</w:t>
+        </w:r>
+        <w:r>
+          <w:rPr>
+            <w:rStyle w:val="a4"/>
+            <w:lang w:val="ru-RU"/>
+          </w:rPr>
+          <w:t>/</w:t>
+        </w:r>
+        <w:r>
+          <w:rPr>
+            <w:rStyle w:val="a4"/>
+          </w:rPr>
+          <w:t>Teraliter</w:t>
+        </w:r>
+        <w:r>
+          <w:rPr>
+            <w:rStyle w:val="a4"/>
+            <w:lang w:val="ru-RU"/>
+          </w:rPr>
+          <w:t>/--251-/</w:t>
+        </w:r>
+        <w:r>
+          <w:rPr>
+            <w:rStyle w:val="a4"/>
+          </w:rPr>
+          <w:t>blob</w:t>
+        </w:r>
+        <w:r>
+          <w:rPr>
+            <w:rStyle w:val="a4"/>
+            <w:lang w:val="ru-RU"/>
+          </w:rPr>
+          <w:t>/</w:t>
+        </w:r>
+        <w:r>
+          <w:rPr>
+            <w:rStyle w:val="a4"/>
+          </w:rPr>
+          <w:t>main</w:t>
+        </w:r>
+        <w:r>
+          <w:rPr>
+            <w:rStyle w:val="a4"/>
+            <w:lang w:val="ru-RU"/>
+          </w:rPr>
+          <w:t>/</w:t>
+        </w:r>
+        <w:r>
+          <w:rPr>
+            <w:rStyle w:val="a4"/>
+          </w:rPr>
+          <w:t>topic</w:t>
+        </w:r>
+        <w:r>
+          <w:rPr>
+            <w:rStyle w:val="a4"/>
+            <w:lang w:val="ru-RU"/>
+          </w:rPr>
+          <w:t>_01/</w:t>
+        </w:r>
+        <w:r>
+          <w:rPr>
+            <w:rStyle w:val="a4"/>
+          </w:rPr>
+          <w:t>task</w:t>
+        </w:r>
+        <w:r>
+          <w:rPr>
+            <w:rStyle w:val="a4"/>
+            <w:lang w:val="ru-RU"/>
+          </w:rPr>
+          <w:t>1.</w:t>
+        </w:r>
+        <w:r>
+          <w:rPr>
+            <w:rStyle w:val="a4"/>
+          </w:rPr>
+          <w:t>py</w:t>
+        </w:r>
+      </w:hyperlink>
     </w:p>
     <w:p>
       <w:pPr>
@@ -333,6 +451,54 @@
           <w:lang w:val="ru-RU"/>
         </w:rPr>
         <w:t>:</w:t>
+      </w:r>
+    </w:p>
+    <w:p>
+      <w:pPr>
+        <w:rPr>
+          <w:lang w:val="ru-RU"/>
+        </w:rPr>
+      </w:pPr>
+      <w:r>
+        <w:rPr>
+          <w:noProof/>
+        </w:rPr>
+        <w:lastRenderedPageBreak/>
+        <w:drawing>
+          <wp:inline distT="0" distB="0" distL="0" distR="0" wp14:anchorId="23545090" wp14:editId="36207BE0">
+            <wp:extent cx="5943600" cy="2950845"/>
+            <wp:effectExtent l="0" t="0" r="0" b="1905"/>
+            <wp:docPr id="1" name="Рисунок 1"/>
+            <wp:cNvGraphicFramePr>
+              <a:graphicFrameLocks xmlns:a="http://schemas.openxmlformats.org/drawingml/2006/main" noChangeAspect="1"/>
+            </wp:cNvGraphicFramePr>
+            <a:graphic xmlns:a="http://schemas.openxmlformats.org/drawingml/2006/main">
+              <a:graphicData uri="http://schemas.openxmlformats.org/drawingml/2006/picture">
+                <pic:pic xmlns:pic="http://schemas.openxmlformats.org/drawingml/2006/picture">
+                  <pic:nvPicPr>
+                    <pic:cNvPr id="1" name=""/>
+                    <pic:cNvPicPr/>
+                  </pic:nvPicPr>
+                  <pic:blipFill>
+                    <a:blip r:embed="rId5"/>
+                    <a:stretch>
+                      <a:fillRect/>
+                    </a:stretch>
+                  </pic:blipFill>
+                  <pic:spPr>
+                    <a:xfrm>
+                      <a:off x="0" y="0"/>
+                      <a:ext cx="5943600" cy="2950845"/>
+                    </a:xfrm>
+                    <a:prstGeom prst="rect">
+                      <a:avLst/>
+                    </a:prstGeom>
+                  </pic:spPr>
+                </pic:pic>
+              </a:graphicData>
+            </a:graphic>
+          </wp:inline>
+        </w:drawing>
       </w:r>
     </w:p>
     <w:p>
@@ -548,7 +714,7 @@
     <w:p>
       <w:pPr>
         <w:rPr>
-          <w:lang w:val="uk-UA"/>
+          <w:lang w:val="ru-RU"/>
         </w:rPr>
       </w:pPr>
       <w:r>
@@ -557,18 +723,104 @@
         </w:rPr>
         <w:t>Посилання на github:</w:t>
       </w:r>
-    </w:p>
-    <w:p>
-      <w:pPr>
-        <w:rPr>
-          <w:lang w:val="uk-UA"/>
-        </w:rPr>
-      </w:pPr>
-      <w:r>
-        <w:rPr>
-          <w:lang w:val="uk-UA"/>
-        </w:rPr>
-        <w:t>Знімок екрану з посилання на github:</w:t>
+      <w:r>
+        <w:rPr>
+          <w:lang w:val="ru-RU"/>
+        </w:rPr>
+        <w:t xml:space="preserve"> </w:t>
+      </w:r>
+      <w:hyperlink r:id="rId6" w:history="1">
+        <w:r>
+          <w:rPr>
+            <w:rStyle w:val="a4"/>
+            <w:lang w:val="ru-RU"/>
+          </w:rPr>
+          <w:t>https://githu</w:t>
+        </w:r>
+        <w:r>
+          <w:rPr>
+            <w:rStyle w:val="a4"/>
+            <w:lang w:val="ru-RU"/>
+          </w:rPr>
+          <w:t>b</w:t>
+        </w:r>
+        <w:r>
+          <w:rPr>
+            <w:rStyle w:val="a4"/>
+            <w:lang w:val="ru-RU"/>
+          </w:rPr>
+          <w:t>.com/Teraliter/--251-/blob/main/topic_01/task2.py</w:t>
+        </w:r>
+      </w:hyperlink>
+    </w:p>
+    <w:p>
+      <w:pPr>
+        <w:rPr>
+          <w:lang w:val="ru-RU"/>
+        </w:rPr>
+      </w:pPr>
+      <w:r>
+        <w:rPr>
+          <w:lang w:val="uk-UA"/>
+        </w:rPr>
+        <w:t xml:space="preserve">Знімок екрану з посилання на </w:t>
+      </w:r>
+      <w:r>
+        <w:t>github</w:t>
+      </w:r>
+      <w:r>
+        <w:rPr>
+          <w:lang w:val="ru-RU"/>
+        </w:rPr>
+        <w:t>:</w:t>
+      </w:r>
+    </w:p>
+    <w:p>
+      <w:pPr>
+        <w:rPr>
+          <w:lang w:val="ru-RU"/>
+        </w:rPr>
+      </w:pPr>
+      <w:r>
+        <w:rPr>
+          <w:noProof/>
+        </w:rPr>
+        <w:lastRenderedPageBreak/>
+        <w:drawing>
+          <wp:inline distT="0" distB="0" distL="0" distR="0" wp14:anchorId="70390E81" wp14:editId="556FFB6E">
+            <wp:extent cx="5943600" cy="2950845"/>
+            <wp:effectExtent l="0" t="0" r="0" b="1905"/>
+            <wp:docPr id="2" name="Рисунок 2"/>
+            <wp:cNvGraphicFramePr>
+              <a:graphicFrameLocks xmlns:a="http://schemas.openxmlformats.org/drawingml/2006/main" noChangeAspect="1"/>
+            </wp:cNvGraphicFramePr>
+            <a:graphic xmlns:a="http://schemas.openxmlformats.org/drawingml/2006/main">
+              <a:graphicData uri="http://schemas.openxmlformats.org/drawingml/2006/picture">
+                <pic:pic xmlns:pic="http://schemas.openxmlformats.org/drawingml/2006/picture">
+                  <pic:nvPicPr>
+                    <pic:cNvPr id="1" name=""/>
+                    <pic:cNvPicPr/>
+                  </pic:nvPicPr>
+                  <pic:blipFill>
+                    <a:blip r:embed="rId7"/>
+                    <a:stretch>
+                      <a:fillRect/>
+                    </a:stretch>
+                  </pic:blipFill>
+                  <pic:spPr>
+                    <a:xfrm>
+                      <a:off x="0" y="0"/>
+                      <a:ext cx="5943600" cy="2950845"/>
+                    </a:xfrm>
+                    <a:prstGeom prst="rect">
+                      <a:avLst/>
+                    </a:prstGeom>
+                  </pic:spPr>
+                </pic:pic>
+              </a:graphicData>
+            </a:graphic>
+          </wp:inline>
+        </w:drawing>
       </w:r>
     </w:p>
     <w:p>
@@ -738,7 +990,7 @@
     <w:p>
       <w:pPr>
         <w:rPr>
-          <w:lang w:val="uk-UA"/>
+          <w:lang w:val="ru-RU"/>
         </w:rPr>
       </w:pPr>
       <w:r>
@@ -747,11 +999,141 @@
         </w:rPr>
         <w:t>Посилання на github:</w:t>
       </w:r>
-    </w:p>
-    <w:p>
-      <w:pPr>
-        <w:rPr>
-          <w:lang w:val="uk-UA"/>
+      <w:r>
+        <w:rPr>
+          <w:lang w:val="ru-RU"/>
+        </w:rPr>
+        <w:t xml:space="preserve"> </w:t>
+      </w:r>
+      <w:hyperlink r:id="rId8" w:history="1">
+        <w:r>
+          <w:rPr>
+            <w:rStyle w:val="a4"/>
+          </w:rPr>
+          <w:t>https</w:t>
+        </w:r>
+        <w:r>
+          <w:rPr>
+            <w:rStyle w:val="a4"/>
+            <w:lang w:val="ru-RU"/>
+          </w:rPr>
+          <w:t>://</w:t>
+        </w:r>
+        <w:r>
+          <w:rPr>
+            <w:rStyle w:val="a4"/>
+          </w:rPr>
+          <w:t>gith</w:t>
+        </w:r>
+        <w:r>
+          <w:rPr>
+            <w:rStyle w:val="a4"/>
+          </w:rPr>
+          <w:t>u</w:t>
+        </w:r>
+        <w:r>
+          <w:rPr>
+            <w:rStyle w:val="a4"/>
+          </w:rPr>
+          <w:t>b</w:t>
+        </w:r>
+        <w:r>
+          <w:rPr>
+            <w:rStyle w:val="a4"/>
+            <w:lang w:val="ru-RU"/>
+          </w:rPr>
+          <w:t>.</w:t>
+        </w:r>
+        <w:r>
+          <w:rPr>
+            <w:rStyle w:val="a4"/>
+          </w:rPr>
+          <w:t>com</w:t>
+        </w:r>
+        <w:r>
+          <w:rPr>
+            <w:rStyle w:val="a4"/>
+            <w:lang w:val="ru-RU"/>
+          </w:rPr>
+          <w:t>/</w:t>
+        </w:r>
+        <w:r>
+          <w:rPr>
+            <w:rStyle w:val="a4"/>
+          </w:rPr>
+          <w:t>Teraliter</w:t>
+        </w:r>
+        <w:r>
+          <w:rPr>
+            <w:rStyle w:val="a4"/>
+            <w:lang w:val="ru-RU"/>
+          </w:rPr>
+          <w:t>/--251-/</w:t>
+        </w:r>
+        <w:r>
+          <w:rPr>
+            <w:rStyle w:val="a4"/>
+          </w:rPr>
+          <w:t>blob</w:t>
+        </w:r>
+        <w:r>
+          <w:rPr>
+            <w:rStyle w:val="a4"/>
+            <w:lang w:val="ru-RU"/>
+          </w:rPr>
+          <w:t>/</w:t>
+        </w:r>
+        <w:r>
+          <w:rPr>
+            <w:rStyle w:val="a4"/>
+          </w:rPr>
+          <w:t>main</w:t>
+        </w:r>
+        <w:r>
+          <w:rPr>
+            <w:rStyle w:val="a4"/>
+            <w:lang w:val="ru-RU"/>
+          </w:rPr>
+          <w:t>/</w:t>
+        </w:r>
+        <w:r>
+          <w:rPr>
+            <w:rStyle w:val="a4"/>
+          </w:rPr>
+          <w:t>topic</w:t>
+        </w:r>
+        <w:r>
+          <w:rPr>
+            <w:rStyle w:val="a4"/>
+            <w:lang w:val="ru-RU"/>
+          </w:rPr>
+          <w:t>_01/</w:t>
+        </w:r>
+        <w:r>
+          <w:rPr>
+            <w:rStyle w:val="a4"/>
+          </w:rPr>
+          <w:t>task</w:t>
+        </w:r>
+        <w:r>
+          <w:rPr>
+            <w:rStyle w:val="a4"/>
+            <w:lang w:val="ru-RU"/>
+          </w:rPr>
+          <w:t>3.</w:t>
+        </w:r>
+        <w:r>
+          <w:rPr>
+            <w:rStyle w:val="a4"/>
+          </w:rPr>
+          <w:t>py</w:t>
+        </w:r>
+      </w:hyperlink>
+    </w:p>
+    <w:p>
+      <w:pPr>
+        <w:rPr>
+          <w:lang w:val="ru-RU"/>
         </w:rPr>
       </w:pPr>
       <w:r>
@@ -759,6 +1141,54 @@
           <w:lang w:val="uk-UA"/>
         </w:rPr>
         <w:t>Знімок екрану з посилання на github:</w:t>
+      </w:r>
+      <w:r>
+        <w:rPr>
+          <w:lang w:val="ru-RU"/>
+        </w:rPr>
+        <w:t xml:space="preserve"> </w:t>
+      </w:r>
+    </w:p>
+    <w:p>
+      <w:r>
+        <w:rPr>
+          <w:noProof/>
+        </w:rPr>
+        <w:drawing>
+          <wp:inline distT="0" distB="0" distL="0" distR="0" wp14:anchorId="44DB3681" wp14:editId="59A206F3">
+            <wp:extent cx="5943600" cy="2950845"/>
+            <wp:effectExtent l="0" t="0" r="0" b="1905"/>
+            <wp:docPr id="4" name="Рисунок 4"/>
+            <wp:cNvGraphicFramePr>
+              <a:graphicFrameLocks xmlns:a="http://schemas.openxmlformats.org/drawingml/2006/main" noChangeAspect="1"/>
+            </wp:cNvGraphicFramePr>
+            <a:graphic xmlns:a="http://schemas.openxmlformats.org/drawingml/2006/main">
+              <a:graphicData uri="http://schemas.openxmlformats.org/drawingml/2006/picture">
+                <pic:pic xmlns:pic="http://schemas.openxmlformats.org/drawingml/2006/picture">
+                  <pic:nvPicPr>
+                    <pic:cNvPr id="1" name=""/>
+                    <pic:cNvPicPr/>
+                  </pic:nvPicPr>
+                  <pic:blipFill>
+                    <a:blip r:embed="rId9"/>
+                    <a:stretch>
+                      <a:fillRect/>
+                    </a:stretch>
+                  </pic:blipFill>
+                  <pic:spPr>
+                    <a:xfrm>
+                      <a:off x="0" y="0"/>
+                      <a:ext cx="5943600" cy="2950845"/>
+                    </a:xfrm>
+                    <a:prstGeom prst="rect">
+                      <a:avLst/>
+                    </a:prstGeom>
+                  </pic:spPr>
+                </pic:pic>
+              </a:graphicData>
+            </a:graphic>
+          </wp:inline>
+        </w:drawing>
       </w:r>
     </w:p>
     <w:sectPr>
@@ -1169,7 +1599,7 @@
   <w:style w:type="paragraph" w:default="1" w:styleId="a">
     <w:name w:val="Normal"/>
     <w:qFormat/>
-    <w:rsid w:val="00CC2AF9"/>
+    <w:rsid w:val="0052689D"/>
     <w:pPr>
       <w:spacing w:line="360" w:lineRule="auto"/>
       <w:ind w:firstLine="720"/>
@@ -1225,6 +1655,41 @@
         <w:insideV w:val="single" w:sz="4" w:space="0" w:color="auto"/>
       </w:tblBorders>
     </w:tblPr>
+  </w:style>
+  <w:style w:type="character" w:styleId="a4">
+    <w:name w:val="Hyperlink"/>
+    <w:basedOn w:val="a0"/>
+    <w:uiPriority w:val="99"/>
+    <w:unhideWhenUsed/>
+    <w:rsid w:val="00593F17"/>
+    <w:rPr>
+      <w:color w:val="0563C1" w:themeColor="hyperlink"/>
+      <w:u w:val="single"/>
+    </w:rPr>
+  </w:style>
+  <w:style w:type="character" w:styleId="a5">
+    <w:name w:val="Unresolved Mention"/>
+    <w:basedOn w:val="a0"/>
+    <w:uiPriority w:val="99"/>
+    <w:semiHidden/>
+    <w:unhideWhenUsed/>
+    <w:rsid w:val="00593F17"/>
+    <w:rPr>
+      <w:color w:val="605E5C"/>
+      <w:shd w:val="clear" w:color="auto" w:fill="E1DFDD"/>
+    </w:rPr>
+  </w:style>
+  <w:style w:type="character" w:styleId="a6">
+    <w:name w:val="FollowedHyperlink"/>
+    <w:basedOn w:val="a0"/>
+    <w:uiPriority w:val="99"/>
+    <w:semiHidden/>
+    <w:unhideWhenUsed/>
+    <w:rsid w:val="00593F17"/>
+    <w:rPr>
+      <w:color w:val="954F72" w:themeColor="followedHyperlink"/>
+      <w:u w:val="single"/>
+    </w:rPr>
   </w:style>
 </w:styles>
 </file>

--- a/TP-KB-251-Serhhii-Bezzub-lpr.docx
+++ b/TP-KB-251-Serhhii-Bezzub-lpr.docx
@@ -1596,27 +1596,25 @@
     </w:p>
     <w:p>
       <w:pPr>
-        <w:pStyle w:val="a7"/>
-        <w:ind w:firstLine="0"/>
         <w:jc w:val="right"/>
         <w:rPr>
-          <w:rFonts w:cs="Times New Roman"/>
-          <w:szCs w:val="28"/>
+          <w:b/>
+          <w:bCs/>
           <w:lang w:val="uk-UA"/>
         </w:rPr>
       </w:pPr>
       <w:r>
         <w:rPr>
-          <w:rFonts w:cs="Times New Roman"/>
-          <w:szCs w:val="28"/>
+          <w:b/>
+          <w:bCs/>
           <w:lang w:val="uk-UA"/>
         </w:rPr>
         <w:t>Звіт до Теми №</w:t>
       </w:r>
       <w:r>
         <w:rPr>
-          <w:rFonts w:cs="Times New Roman"/>
-          <w:szCs w:val="28"/>
+          <w:b/>
+          <w:bCs/>
           <w:lang w:val="uk-UA"/>
         </w:rPr>
         <w:t>2</w:t>
@@ -6001,7 +5999,7 @@
     </w:p>
     <w:p>
       <w:pPr>
-        <w:spacing w:after="0" w:line="259" w:lineRule="auto"/>
+        <w:spacing w:after="0"/>
         <w:ind w:firstLine="0"/>
         <w:jc w:val="center"/>
         <w:rPr>
@@ -6997,6 +6995,7 @@
                 <w:szCs w:val="28"/>
                 <w:lang w:val="uk-UA" w:eastAsia="uk-UA"/>
               </w:rPr>
+              <w:lastRenderedPageBreak/>
               <w:t>while</w:t>
             </w:r>
             <w:r>
@@ -7062,7 +7061,6 @@
                 <w:szCs w:val="28"/>
                 <w:lang w:val="uk-UA" w:eastAsia="uk-UA"/>
               </w:rPr>
-              <w:lastRenderedPageBreak/>
               <w:t xml:space="preserve">    cmd = </w:t>
             </w:r>
             <w:r>
@@ -8366,6 +8364,7 @@
         <w:rPr>
           <w:noProof/>
         </w:rPr>
+        <w:lastRenderedPageBreak/>
         <w:drawing>
           <wp:inline distT="0" distB="0" distL="0" distR="0" wp14:anchorId="1ADA1F14" wp14:editId="3917B810">
             <wp:extent cx="3152775" cy="1106545"/>
@@ -9584,6 +9583,7 @@
                 <w:szCs w:val="28"/>
                 <w:lang w:val="uk-UA" w:eastAsia="uk-UA"/>
               </w:rPr>
+              <w:lastRenderedPageBreak/>
               <w:t>print</w:t>
             </w:r>
             <w:r>
@@ -10112,12 +10112,53 @@
       <w:pPr>
         <w:spacing w:after="0"/>
         <w:ind w:firstLine="0"/>
+        <w:jc w:val="center"/>
         <w:rPr>
           <w:rFonts w:eastAsia="Times New Roman" w:cs="Times New Roman"/>
           <w:szCs w:val="28"/>
           <w:lang w:val="uk-UA" w:eastAsia="uk-UA"/>
         </w:rPr>
       </w:pPr>
+      <w:r>
+        <w:rPr>
+          <w:noProof/>
+        </w:rPr>
+        <w:drawing>
+          <wp:inline distT="0" distB="0" distL="0" distR="0" wp14:anchorId="2FBFE412" wp14:editId="6F9D4E9E">
+            <wp:extent cx="2571429" cy="2000000"/>
+            <wp:effectExtent l="0" t="0" r="635" b="635"/>
+            <wp:docPr id="12" name="Рисунок 12"/>
+            <wp:cNvGraphicFramePr>
+              <a:graphicFrameLocks xmlns:a="http://schemas.openxmlformats.org/drawingml/2006/main" noChangeAspect="1"/>
+            </wp:cNvGraphicFramePr>
+            <a:graphic xmlns:a="http://schemas.openxmlformats.org/drawingml/2006/main">
+              <a:graphicData uri="http://schemas.openxmlformats.org/drawingml/2006/picture">
+                <pic:pic xmlns:pic="http://schemas.openxmlformats.org/drawingml/2006/picture">
+                  <pic:nvPicPr>
+                    <pic:cNvPr id="1" name=""/>
+                    <pic:cNvPicPr/>
+                  </pic:nvPicPr>
+                  <pic:blipFill>
+                    <a:blip r:embed="rId22"/>
+                    <a:stretch>
+                      <a:fillRect/>
+                    </a:stretch>
+                  </pic:blipFill>
+                  <pic:spPr>
+                    <a:xfrm>
+                      <a:off x="0" y="0"/>
+                      <a:ext cx="2571429" cy="2000000"/>
+                    </a:xfrm>
+                    <a:prstGeom prst="rect">
+                      <a:avLst/>
+                    </a:prstGeom>
+                  </pic:spPr>
+                </pic:pic>
+              </a:graphicData>
+            </a:graphic>
+          </wp:inline>
+        </w:drawing>
+      </w:r>
     </w:p>
     <w:p>
       <w:pPr>
@@ -10337,6 +10378,7 @@
                 <w:szCs w:val="28"/>
                 <w:lang w:val="uk-UA" w:eastAsia="uk-UA"/>
               </w:rPr>
+              <w:lastRenderedPageBreak/>
               <w:t>code</w:t>
             </w:r>
             <w:r>
@@ -11442,7 +11484,7 @@
         </w:rPr>
         <w:t xml:space="preserve">Посилання на github: </w:t>
       </w:r>
-      <w:hyperlink r:id="rId22" w:tgtFrame="_blank" w:history="1">
+      <w:hyperlink r:id="rId23" w:tgtFrame="_blank" w:history="1">
         <w:r>
           <w:rPr>
             <w:rFonts w:eastAsia="Times New Roman" w:cs="Times New Roman"/>
@@ -11509,7 +11551,7 @@
                     <pic:cNvPicPr/>
                   </pic:nvPicPr>
                   <pic:blipFill>
-                    <a:blip r:embed="rId23"/>
+                    <a:blip r:embed="rId24"/>
                     <a:stretch>
                       <a:fillRect/>
                     </a:stretch>
@@ -11560,6 +11602,7 @@
           <w:bCs/>
           <w:lang w:val="uk-UA" w:eastAsia="uk-UA"/>
         </w:rPr>
+        <w:lastRenderedPageBreak/>
         <w:t>4. Пошук позиції для вставки елемента у відсортований список</w:t>
       </w:r>
     </w:p>
@@ -11942,7 +11985,6 @@
                 <w:szCs w:val="28"/>
                 <w:lang w:val="uk-UA" w:eastAsia="uk-UA"/>
               </w:rPr>
-              <w:lastRenderedPageBreak/>
               <w:t xml:space="preserve">            </w:t>
             </w:r>
             <w:r>
@@ -12561,7 +12603,7 @@
         </w:rPr>
         <w:t xml:space="preserve">Посилання на github: </w:t>
       </w:r>
-      <w:hyperlink r:id="rId24" w:tgtFrame="_blank" w:history="1">
+      <w:hyperlink r:id="rId25" w:tgtFrame="_blank" w:history="1">
         <w:r>
           <w:rPr>
             <w:rFonts w:eastAsia="Times New Roman" w:cs="Times New Roman"/>
@@ -12612,6 +12654,7 @@
         <w:rPr>
           <w:noProof/>
         </w:rPr>
+        <w:lastRenderedPageBreak/>
         <w:drawing>
           <wp:inline distT="0" distB="0" distL="0" distR="0" wp14:anchorId="6BDCAC54" wp14:editId="0BCC08E8">
             <wp:extent cx="3028571" cy="933333"/>
@@ -12628,7 +12671,7 @@
                     <pic:cNvPicPr/>
                   </pic:nvPicPr>
                   <pic:blipFill>
-                    <a:blip r:embed="rId25"/>
+                    <a:blip r:embed="rId26"/>
                     <a:stretch>
                       <a:fillRect/>
                     </a:stretch>
@@ -12650,7 +12693,7 @@
       </w:r>
     </w:p>
     <w:sectPr>
-      <w:footerReference w:type="default" r:id="rId26"/>
+      <w:footerReference w:type="default" r:id="rId27"/>
       <w:pgSz w:w="12240" w:h="15840"/>
       <w:pgMar w:top="1440" w:right="1440" w:bottom="1440" w:left="1440" w:header="720" w:footer="720" w:gutter="0"/>
       <w:cols w:space="720"/>
